--- a/policies/build/masters/MOM.9_v2_master.docx
+++ b/policies/build/masters/MOM.9_v2_master.docx
@@ -11,40 +11,25 @@
         <w:rPr>
           <w:b/>
           <w:bCs/>
+          <w:sz w:val="28"/>
+          <w:szCs w:val="28"/>
+        </w:rPr>
+        <w:t>Policy on Implantable Prostheses and Medical Devices Are Used in Accordance with Laid Down Criteria</w:t>
+      </w:r>
+    </w:p>
+    <w:p>
+      <w:pPr>
+        <w:spacing w:after="60"/>
+        <w:jc w:val="center"/>
+      </w:pPr>
+      <w:r>
+        <w:rPr>
+          <w:b/>
+          <w:bCs/>
           <w:sz w:val="32"/>
           <w:szCs w:val="32"/>
         </w:rPr>
         <w:t xml:space="preserve">«Hospital Name»</w:t>
-      </w:r>
-    </w:p>
-    <w:p>
-      <w:pPr>
-        <w:spacing w:after="60"/>
-        <w:jc w:val="center"/>
-      </w:pPr>
-      <w:r>
-        <w:rPr>
-          <w:b/>
-          <w:bCs/>
-          <w:sz w:val="28"/>
-          <w:szCs w:val="28"/>
-        </w:rPr>
-        <w:t xml:space="preserve">Implantable Prostheses and Medical Devices Are Used in Accordance with Laid Down Criteria</w:t>
-      </w:r>
-    </w:p>
-    <w:p>
-      <w:pPr>
-        <w:spacing w:after="240"/>
-        <w:jc w:val="center"/>
-      </w:pPr>
-      <w:r>
-        <w:rPr>
-          <w:i/>
-          <w:iCs/>
-          <w:sz w:val="20"/>
-          <w:szCs w:val="20"/>
-        </w:rPr>
-        <w:t xml:space="preserve">Implant procurement, counselling and batch/serial traceability.</w:t>
       </w:r>
     </w:p>
     <w:p>
@@ -2295,174 +2280,6 @@
         <w:t xml:space="preserve">The Nursing Superintendent holds signed acknowledgements with the induction record.</w:t>
       </w:r>
     </w:p>
-    <w:p>
-      <w:pPr>
-        <w:pStyle w:val="Heading1"/>
-        <w:spacing w:after="120" w:before="280"/>
-      </w:pPr>
-      <w:r>
-        <w:t xml:space="preserve">9. References</w:t>
-      </w:r>
-    </w:p>
-    <w:p>
-      <w:pPr>
-        <w:pStyle w:val="ListParagraph"/>
-        <w:numPr>
-          <w:ilvl w:val="0"/>
-          <w:numId w:val="1"/>
-        </w:numPr>
-        <w:spacing w:after="60"/>
-      </w:pPr>
-      <w:r>
-        <w:rPr>
-          <w:sz w:val="22"/>
-          <w:szCs w:val="22"/>
-        </w:rPr>
-        <w:t xml:space="preserve">National Accreditation Board for Hospitals and Healthcare Providers (NABH), Standards for Small Healthcare Organisations, 3rd Edition — Management of Medication chapter, standard MOM.9.</w:t>
-      </w:r>
-    </w:p>
-    <w:p>
-      <w:pPr>
-        <w:pStyle w:val="ListParagraph"/>
-        <w:numPr>
-          <w:ilvl w:val="0"/>
-          <w:numId w:val="1"/>
-        </w:numPr>
-        <w:spacing w:after="60"/>
-      </w:pPr>
-      <w:r>
-        <w:rPr>
-          <w:sz w:val="22"/>
-          <w:szCs w:val="22"/>
-        </w:rPr>
-        <w:t xml:space="preserve">Medical Devices Rules, 2017 — procurement, tracking and adverse-event reporting for implantable devices.</w:t>
-      </w:r>
-    </w:p>
-    <w:p>
-      <w:pPr>
-        <w:pStyle w:val="ListParagraph"/>
-        <w:numPr>
-          <w:ilvl w:val="0"/>
-          <w:numId w:val="1"/>
-        </w:numPr>
-        <w:spacing w:after="60"/>
-      </w:pPr>
-      <w:r>
-        <w:rPr>
-          <w:sz w:val="22"/>
-          <w:szCs w:val="22"/>
-        </w:rPr>
-        <w:t xml:space="preserve">Internal documents of «Hospital Name»: implant register; master logbook; approved-supplier list; MOM.1.e committee scope; PRE.3 informed consent; AAC.8 discharge summary.</w:t>
-      </w:r>
-    </w:p>
-    <w:p>
-      <w:pPr>
-        <w:pStyle w:val="Heading1"/>
-        <w:spacing w:after="120" w:before="280"/>
-      </w:pPr>
-      <w:r>
-        <w:t xml:space="preserve">10. Distribution</w:t>
-      </w:r>
-    </w:p>
-    <w:p>
-      <w:pPr>
-        <w:spacing w:after="140"/>
-      </w:pPr>
-      <w:r>
-        <w:rPr>
-          <w:sz w:val="22"/>
-          <w:szCs w:val="22"/>
-        </w:rPr>
-        <w:t xml:space="preserve">Official master copy: office of the Medical Superintendent, «Hospital Name», with the Pharmacy In-Charge and the Quality Coordinator.</w:t>
-      </w:r>
-    </w:p>
-    <w:p>
-      <w:pPr>
-        <w:spacing w:after="140"/>
-      </w:pPr>
-      <w:r>
-        <w:rPr>
-          <w:sz w:val="22"/>
-          <w:szCs w:val="22"/>
-        </w:rPr>
-        <w:t xml:space="preserve">Copies issued to: pharmacy; operation theatre; orthopaedic and surgical wards where implants are used; store or procurement.</w:t>
-      </w:r>
-    </w:p>
-    <w:p>
-      <w:pPr>
-        <w:spacing w:after="140"/>
-      </w:pPr>
-      <w:r>
-        <w:rPr>
-          <w:sz w:val="22"/>
-          <w:szCs w:val="22"/>
-        </w:rPr>
-        <w:t xml:space="preserve">The current version is available to all staff at the «pharmacy counter policy file» and, if the hospital keeps an intranet, at «staff intranet / policies».</w:t>
-      </w:r>
-    </w:p>
-    <w:p>
-      <w:pPr>
-        <w:spacing w:after="140"/>
-      </w:pPr>
-      <w:r>
-        <w:rPr>
-          <w:sz w:val="22"/>
-          <w:szCs w:val="22"/>
-        </w:rPr>
-        <w:t xml:space="preserve">When a new version is issued, take old copies out of use.</w:t>
-      </w:r>
-    </w:p>
-    <w:p>
-      <w:pPr>
-        <w:pStyle w:val="Heading1"/>
-        <w:spacing w:after="120" w:before="280"/>
-      </w:pPr>
-      <w:r>
-        <w:t xml:space="preserve">11. Abbreviations</w:t>
-      </w:r>
-    </w:p>
-    <w:p>
-      <w:pPr>
-        <w:spacing w:after="140"/>
-      </w:pPr>
-      <w:r>
-        <w:rPr>
-          <w:sz w:val="22"/>
-          <w:szCs w:val="22"/>
-        </w:rPr>
-        <w:t xml:space="preserve">AAC — Access, Assessment and Continuity of Care (NABH SHCO chapter 5)
-CAPA — corrective and preventive action
-MOM — Management of Medication (NABH SHCO chapter 7)
-MRI — magnetic resonance imaging
-NABH — National Accreditation Board for Hospitals and Healthcare Providers
-OE — objective element
-PRE — Patient Rights and Education (NABH SHCO chapter 4)
-SHCO — Standards for Small Healthcare Organisations</w:t>
-      </w:r>
-    </w:p>
-    <w:p>
-      <w:pPr>
-        <w:pStyle w:val="Heading1"/>
-        <w:spacing w:after="120" w:before="280"/>
-      </w:pPr>
-      <w:r>
-        <w:t xml:space="preserve">12. Traceability to NABH SHCO 3rd Edition MOM.9</w:t>
-      </w:r>
-    </w:p>
-    <w:p>
-      <w:pPr>
-        <w:spacing w:after="120"/>
-      </w:pPr>
-      <w:r>
-        <w:rPr>
-          <w:i/>
-          <w:iCs/>
-          <w:sz w:val="20"/>
-          <w:szCs w:val="20"/>
-        </w:rPr>
-        <w:t xml:space="preserve">This table is an index. It is not how the policy is organised.</w:t>
-      </w:r>
-    </w:p>
     <w:tbl>
       <w:tblPr>
         <w:tblW w:type="pct" w:w="100%"/>
@@ -2852,7 +2669,92 @@
         <w:spacing w:after="120" w:before="280"/>
       </w:pPr>
       <w:r>
-        <w:t xml:space="preserve">13. Required Records / Evidence Checklist</w:t>
+        <w:t>9. Distribution</w:t>
+      </w:r>
+    </w:p>
+    <w:p>
+      <w:pPr>
+        <w:spacing w:after="140"/>
+      </w:pPr>
+      <w:r>
+        <w:rPr>
+          <w:sz w:val="22"/>
+          <w:szCs w:val="22"/>
+        </w:rPr>
+        <w:t xml:space="preserve">Official master copy: office of the Medical Superintendent, «Hospital Name», with the Pharmacy In-Charge and the Quality Coordinator.</w:t>
+      </w:r>
+    </w:p>
+    <w:p>
+      <w:pPr>
+        <w:spacing w:after="140"/>
+      </w:pPr>
+      <w:r>
+        <w:rPr>
+          <w:sz w:val="22"/>
+          <w:szCs w:val="22"/>
+        </w:rPr>
+        <w:t xml:space="preserve">Copies issued to: pharmacy; operation theatre; orthopaedic and surgical wards where implants are used; store or procurement.</w:t>
+      </w:r>
+    </w:p>
+    <w:p>
+      <w:pPr>
+        <w:spacing w:after="140"/>
+      </w:pPr>
+      <w:r>
+        <w:rPr>
+          <w:sz w:val="22"/>
+          <w:szCs w:val="22"/>
+        </w:rPr>
+        <w:t xml:space="preserve">The current version is available to all staff at the «pharmacy counter policy file» and, if the hospital keeps an intranet, at «staff intranet / policies».</w:t>
+      </w:r>
+    </w:p>
+    <w:p>
+      <w:pPr>
+        <w:spacing w:after="140"/>
+      </w:pPr>
+      <w:r>
+        <w:rPr>
+          <w:sz w:val="22"/>
+          <w:szCs w:val="22"/>
+        </w:rPr>
+        <w:t xml:space="preserve">When a new version is issued, take old copies out of use.</w:t>
+      </w:r>
+    </w:p>
+    <w:p>
+      <w:pPr>
+        <w:pStyle w:val="Heading1"/>
+        <w:spacing w:after="120" w:before="280"/>
+      </w:pPr>
+      <w:r>
+        <w:t>10. Abbreviations</w:t>
+      </w:r>
+    </w:p>
+    <w:p>
+      <w:pPr>
+        <w:spacing w:after="140"/>
+      </w:pPr>
+      <w:r>
+        <w:rPr>
+          <w:sz w:val="22"/>
+          <w:szCs w:val="22"/>
+        </w:rPr>
+        <w:t xml:space="preserve">AAC — Access, Assessment and Continuity of Care (NABH SHCO chapter 5)
+CAPA — corrective and preventive action
+MOM — Management of Medication (NABH SHCO chapter 7)
+MRI — magnetic resonance imaging
+NABH — National Accreditation Board for Hospitals and Healthcare Providers
+OE — objective element
+PRE — Patient Rights and Education (NABH SHCO chapter 4)
+SHCO — Standards for Small Healthcare Organisations</w:t>
+      </w:r>
+    </w:p>
+    <w:p>
+      <w:pPr>
+        <w:pStyle w:val="Heading1"/>
+        <w:spacing w:after="120" w:before="280"/>
+      </w:pPr>
+      <w:r>
+        <w:t>11. Traceability to NABH SHCO 3rd Edition MOM.9</w:t>
       </w:r>
     </w:p>
     <w:p>
@@ -2866,6 +2768,29 @@
           <w:sz w:val="20"/>
           <w:szCs w:val="20"/>
         </w:rPr>
+        <w:t xml:space="preserve">This table is an index. It is not how the policy is organised.</w:t>
+      </w:r>
+    </w:p>
+    <w:p>
+      <w:pPr>
+        <w:pStyle w:val="Heading1"/>
+        <w:spacing w:after="120" w:before="280"/>
+      </w:pPr>
+      <w:r>
+        <w:t>12. Required Records / Evidence Checklist</w:t>
+      </w:r>
+    </w:p>
+    <w:p>
+      <w:pPr>
+        <w:spacing w:after="120"/>
+      </w:pPr>
+      <w:r>
+        <w:rPr>
+          <w:i/>
+          <w:iCs/>
+          <w:sz w:val="20"/>
+          <w:szCs w:val="20"/>
+        </w:rPr>
         <w:t xml:space="preserve">Records the hospital holds under this policy, listed by objective element.</w:t>
       </w:r>
     </w:p>
@@ -3081,6 +3006,66 @@
           <w:szCs w:val="22"/>
         </w:rPr>
         <w:t xml:space="preserve">Monthly reconciliation records (logbook vs goods-receipt and theatre records).</w:t>
+      </w:r>
+    </w:p>
+    <w:p>
+      <w:pPr>
+        <w:pStyle w:val="Heading1"/>
+        <w:spacing w:after="120" w:before="280"/>
+      </w:pPr>
+      <w:r>
+        <w:t>13. References</w:t>
+      </w:r>
+    </w:p>
+    <w:p>
+      <w:pPr>
+        <w:pStyle w:val="ListParagraph"/>
+        <w:numPr>
+          <w:ilvl w:val="0"/>
+          <w:numId w:val="1"/>
+        </w:numPr>
+        <w:spacing w:after="60"/>
+      </w:pPr>
+      <w:r>
+        <w:rPr>
+          <w:sz w:val="22"/>
+          <w:szCs w:val="22"/>
+        </w:rPr>
+        <w:t xml:space="preserve">National Accreditation Board for Hospitals and Healthcare Providers (NABH), Standards for Small Healthcare Organisations, 3rd Edition — Management of Medication chapter, standard MOM.9.</w:t>
+      </w:r>
+    </w:p>
+    <w:p>
+      <w:pPr>
+        <w:pStyle w:val="ListParagraph"/>
+        <w:numPr>
+          <w:ilvl w:val="0"/>
+          <w:numId w:val="1"/>
+        </w:numPr>
+        <w:spacing w:after="60"/>
+      </w:pPr>
+      <w:r>
+        <w:rPr>
+          <w:sz w:val="22"/>
+          <w:szCs w:val="22"/>
+        </w:rPr>
+        <w:t xml:space="preserve">Medical Devices Rules, 2017 — procurement, tracking and adverse-event reporting for implantable devices.</w:t>
+      </w:r>
+    </w:p>
+    <w:p>
+      <w:pPr>
+        <w:pStyle w:val="ListParagraph"/>
+        <w:numPr>
+          <w:ilvl w:val="0"/>
+          <w:numId w:val="1"/>
+        </w:numPr>
+        <w:spacing w:after="60"/>
+      </w:pPr>
+      <w:r>
+        <w:rPr>
+          <w:sz w:val="22"/>
+          <w:szCs w:val="22"/>
+        </w:rPr>
+        <w:t xml:space="preserve">Internal documents of «Hospital Name»: implant register; master logbook; approved-supplier list; MOM.1.e committee scope; PRE.3 informed consent; AAC.8 discharge summary.</w:t>
       </w:r>
     </w:p>
     <w:p>
@@ -3205,7 +3190,7 @@
         <w:sz w:val="16"/>
         <w:szCs w:val="16"/>
       </w:rPr>
-      <w:t xml:space="preserve">«Hospital Name»  |  MOM/POL/09  |  Controlled document  |  Implantable Prostheses and Medical Devices Are Used in Accordance with Laid Down Criteria</w:t>
+      <w:t>«Hospital Name»  |  MOM/POL/09  |  Controlled document  |  Policy on Implantable Prostheses and Medical Devices Are Used in Accordance with Laid Down Criteria</w:t>
     </w:r>
   </w:p>
 </w:ftr>

--- a/policies/build/masters/MOM.9_v2_master.docx
+++ b/policies/build/masters/MOM.9_v2_master.docx
@@ -1461,7 +1461,7 @@
           <w:sz w:val="22"/>
           <w:szCs w:val="22"/>
         </w:rPr>
-        <w:t xml:space="preserve">Root-cause analysis is required when the same traceability gap recurs within six months.</w:t>
+        <w:t>Root-cause analysis is required when the same traceability gap recurs; the organisation's defined recurrence threshold applies, as documented in the hospital's Root Cause Analysis procedure.</w:t>
       </w:r>
     </w:p>
     <w:p>

--- a/policies/build/masters/MOM.9_v2_master.docx
+++ b/policies/build/masters/MOM.9_v2_master.docx
@@ -2297,6 +2297,7 @@
         <w:gridCol w:w="100"/>
         <w:gridCol w:w="100"/>
         <w:gridCol w:w="100"/>
+        <w:gridCol w:w="100"/>
       </w:tblGrid>
       <w:tr>
         <w:tc>
@@ -2324,6 +2325,26 @@
         </w:tc>
         <w:tc>
           <w:tcPr>
+            <w:tcW w:type="pct" w:w="12%"/>
+            <w:tcBorders>
+              <w:top w:val="single" w:color="999999" w:sz="4"/>
+              <w:left w:val="single" w:color="999999" w:sz="4"/>
+              <w:bottom w:val="single" w:color="999999" w:sz="4"/>
+              <w:right w:val="single" w:color="999999" w:sz="4"/>
+            </w:tcBorders>
+            <w:shd w:fill="E8E8E8" w:val="clear"/>
+          </w:tcPr>
+          <w:p>
+            <w:r>
+              <w:rPr>
+                <w:b/>
+              </w:rPr>
+              <w:t>Level</w:t>
+            </w:r>
+          </w:p>
+        </w:tc>
+        <w:tc>
+          <w:tcPr>
             <w:tcW w:type="pct" w:w="32%"/>
             <w:tcBorders>
               <w:top w:val="single" w:color="999999" w:sz="4"/>
@@ -2417,6 +2438,22 @@
         </w:tc>
         <w:tc>
           <w:tcPr>
+            <w:tcW w:type="pct" w:w="12%"/>
+            <w:tcBorders>
+              <w:top w:val="single" w:color="999999" w:sz="4"/>
+              <w:left w:val="single" w:color="999999" w:sz="4"/>
+              <w:bottom w:val="single" w:color="999999" w:sz="4"/>
+              <w:right w:val="single" w:color="999999" w:sz="4"/>
+            </w:tcBorders>
+          </w:tcPr>
+          <w:p>
+            <w:r>
+              <w:t>Commitment*</w:t>
+            </w:r>
+          </w:p>
+        </w:tc>
+        <w:tc>
+          <w:tcPr>
             <w:tcW w:type="pct" w:w="32%"/>
             <w:tcBorders>
               <w:top w:val="single" w:color="999999" w:sz="4"/>
@@ -2507,6 +2544,22 @@
         </w:tc>
         <w:tc>
           <w:tcPr>
+            <w:tcW w:type="pct" w:w="12%"/>
+            <w:tcBorders>
+              <w:top w:val="single" w:color="999999" w:sz="4"/>
+              <w:left w:val="single" w:color="999999" w:sz="4"/>
+              <w:bottom w:val="single" w:color="999999" w:sz="4"/>
+              <w:right w:val="single" w:color="999999" w:sz="4"/>
+            </w:tcBorders>
+          </w:tcPr>
+          <w:p>
+            <w:r>
+              <w:t>Commitment</w:t>
+            </w:r>
+          </w:p>
+        </w:tc>
+        <w:tc>
+          <w:tcPr>
             <w:tcW w:type="pct" w:w="32%"/>
             <w:tcBorders>
               <w:top w:val="single" w:color="999999" w:sz="4"/>
@@ -2597,6 +2650,22 @@
         </w:tc>
         <w:tc>
           <w:tcPr>
+            <w:tcW w:type="pct" w:w="12%"/>
+            <w:tcBorders>
+              <w:top w:val="single" w:color="999999" w:sz="4"/>
+              <w:left w:val="single" w:color="999999" w:sz="4"/>
+              <w:bottom w:val="single" w:color="999999" w:sz="4"/>
+              <w:right w:val="single" w:color="999999" w:sz="4"/>
+            </w:tcBorders>
+          </w:tcPr>
+          <w:p>
+            <w:r>
+              <w:t>Commitment</w:t>
+            </w:r>
+          </w:p>
+        </w:tc>
+        <w:tc>
+          <w:tcPr>
             <w:tcW w:type="pct" w:w="32%"/>
             <w:tcBorders>
               <w:top w:val="single" w:color="999999" w:sz="4"/>
@@ -2729,25 +2798,401 @@
         <w:t>10. Abbreviations</w:t>
       </w:r>
     </w:p>
-    <w:p>
-      <w:pPr>
-        <w:spacing w:after="140"/>
-      </w:pPr>
-      <w:r>
-        <w:rPr>
-          <w:sz w:val="22"/>
-          <w:szCs w:val="22"/>
-        </w:rPr>
-        <w:t xml:space="preserve">AAC — Access, Assessment and Continuity of Care (NABH SHCO chapter 5)
-CAPA — corrective and preventive action
-MOM — Management of Medication (NABH SHCO chapter 7)
-MRI — magnetic resonance imaging
-NABH — National Accreditation Board for Hospitals and Healthcare Providers
-OE — objective element
-PRE — Patient Rights and Education (NABH SHCO chapter 4)
-SHCO — Standards for Small Healthcare Organisations</w:t>
-      </w:r>
-    </w:p>
+    <w:tbl>
+      <w:tblPr>
+        <w:tblW w:type="pct" w:w="100%"/>
+        <w:tblBorders>
+          <w:top w:val="single" w:color="auto" w:sz="4"/>
+          <w:left w:val="single" w:color="auto" w:sz="4"/>
+          <w:bottom w:val="single" w:color="auto" w:sz="4"/>
+          <w:right w:val="single" w:color="auto" w:sz="4"/>
+          <w:insideH w:val="single" w:color="auto" w:sz="4"/>
+          <w:insideV w:val="single" w:color="auto" w:sz="4"/>
+        </w:tblBorders>
+      </w:tblPr>
+      <w:tblGrid>
+        <w:gridCol w:w="100"/>
+        <w:gridCol w:w="100"/>
+      </w:tblGrid>
+      <w:tr>
+        <w:tc>
+          <w:tcPr>
+            <w:tcW w:type="pct" w:w="22%"/>
+            <w:tcBorders>
+              <w:top w:val="single" w:color="999999" w:sz="4"/>
+              <w:left w:val="single" w:color="999999" w:sz="4"/>
+              <w:bottom w:val="single" w:color="999999" w:sz="4"/>
+              <w:right w:val="single" w:color="999999" w:sz="4"/>
+            </w:tcBorders>
+            <w:shd w:fill="E8E8E8" w:val="clear"/>
+          </w:tcPr>
+          <w:p>
+            <w:r>
+              <w:rPr>
+                <w:b/>
+              </w:rPr>
+              <w:t>Abbreviation</w:t>
+            </w:r>
+          </w:p>
+        </w:tc>
+        <w:tc>
+          <w:tcPr>
+            <w:tcW w:type="pct" w:w="22%"/>
+            <w:tcBorders>
+              <w:top w:val="single" w:color="999999" w:sz="4"/>
+              <w:left w:val="single" w:color="999999" w:sz="4"/>
+              <w:bottom w:val="single" w:color="999999" w:sz="4"/>
+              <w:right w:val="single" w:color="999999" w:sz="4"/>
+            </w:tcBorders>
+            <w:shd w:fill="E8E8E8" w:val="clear"/>
+          </w:tcPr>
+          <w:p>
+            <w:r>
+              <w:rPr>
+                <w:b/>
+              </w:rPr>
+              <w:t>Meaning</w:t>
+            </w:r>
+          </w:p>
+        </w:tc>
+      </w:tr>
+      <w:tr>
+        <w:tc>
+          <w:tcPr>
+            <w:tcW w:type="pct" w:w="22%"/>
+            <w:tcBorders>
+              <w:top w:val="single" w:color="999999" w:sz="4"/>
+              <w:left w:val="single" w:color="999999" w:sz="4"/>
+              <w:bottom w:val="single" w:color="999999" w:sz="4"/>
+              <w:right w:val="single" w:color="999999" w:sz="4"/>
+            </w:tcBorders>
+            <w:shd w:fill="E8E8E8" w:val="clear"/>
+          </w:tcPr>
+          <w:p>
+            <w:r>
+              <w:rPr>
+                <w:b w:val="0"/>
+              </w:rPr>
+              <w:t>AAC</w:t>
+            </w:r>
+          </w:p>
+        </w:tc>
+        <w:tc>
+          <w:tcPr>
+            <w:tcW w:type="pct" w:w="22%"/>
+            <w:tcBorders>
+              <w:top w:val="single" w:color="999999" w:sz="4"/>
+              <w:left w:val="single" w:color="999999" w:sz="4"/>
+              <w:bottom w:val="single" w:color="999999" w:sz="4"/>
+              <w:right w:val="single" w:color="999999" w:sz="4"/>
+            </w:tcBorders>
+            <w:shd w:fill="E8E8E8" w:val="clear"/>
+          </w:tcPr>
+          <w:p>
+            <w:r>
+              <w:rPr>
+                <w:b w:val="0"/>
+              </w:rPr>
+              <w:t>Access, Assessment and Continuity of Care (NABH SHCO chapter 5)</w:t>
+            </w:r>
+          </w:p>
+        </w:tc>
+      </w:tr>
+      <w:tr>
+        <w:tc>
+          <w:tcPr>
+            <w:tcW w:type="pct" w:w="22%"/>
+            <w:tcBorders>
+              <w:top w:val="single" w:color="999999" w:sz="4"/>
+              <w:left w:val="single" w:color="999999" w:sz="4"/>
+              <w:bottom w:val="single" w:color="999999" w:sz="4"/>
+              <w:right w:val="single" w:color="999999" w:sz="4"/>
+            </w:tcBorders>
+            <w:shd w:fill="E8E8E8" w:val="clear"/>
+          </w:tcPr>
+          <w:p>
+            <w:r>
+              <w:rPr>
+                <w:b w:val="0"/>
+              </w:rPr>
+              <w:t>CAPA</w:t>
+            </w:r>
+          </w:p>
+        </w:tc>
+        <w:tc>
+          <w:tcPr>
+            <w:tcW w:type="pct" w:w="22%"/>
+            <w:tcBorders>
+              <w:top w:val="single" w:color="999999" w:sz="4"/>
+              <w:left w:val="single" w:color="999999" w:sz="4"/>
+              <w:bottom w:val="single" w:color="999999" w:sz="4"/>
+              <w:right w:val="single" w:color="999999" w:sz="4"/>
+            </w:tcBorders>
+            <w:shd w:fill="E8E8E8" w:val="clear"/>
+          </w:tcPr>
+          <w:p>
+            <w:r>
+              <w:rPr>
+                <w:b w:val="0"/>
+              </w:rPr>
+              <w:t>corrective and preventive action</w:t>
+            </w:r>
+          </w:p>
+        </w:tc>
+      </w:tr>
+      <w:tr>
+        <w:tc>
+          <w:tcPr>
+            <w:tcW w:type="pct" w:w="22%"/>
+            <w:tcBorders>
+              <w:top w:val="single" w:color="999999" w:sz="4"/>
+              <w:left w:val="single" w:color="999999" w:sz="4"/>
+              <w:bottom w:val="single" w:color="999999" w:sz="4"/>
+              <w:right w:val="single" w:color="999999" w:sz="4"/>
+            </w:tcBorders>
+            <w:shd w:fill="E8E8E8" w:val="clear"/>
+          </w:tcPr>
+          <w:p>
+            <w:r>
+              <w:rPr>
+                <w:b w:val="0"/>
+              </w:rPr>
+              <w:t>MOM</w:t>
+            </w:r>
+          </w:p>
+        </w:tc>
+        <w:tc>
+          <w:tcPr>
+            <w:tcW w:type="pct" w:w="22%"/>
+            <w:tcBorders>
+              <w:top w:val="single" w:color="999999" w:sz="4"/>
+              <w:left w:val="single" w:color="999999" w:sz="4"/>
+              <w:bottom w:val="single" w:color="999999" w:sz="4"/>
+              <w:right w:val="single" w:color="999999" w:sz="4"/>
+            </w:tcBorders>
+            <w:shd w:fill="E8E8E8" w:val="clear"/>
+          </w:tcPr>
+          <w:p>
+            <w:r>
+              <w:rPr>
+                <w:b w:val="0"/>
+              </w:rPr>
+              <w:t>Management of Medication (NABH SHCO chapter 7)</w:t>
+            </w:r>
+          </w:p>
+        </w:tc>
+      </w:tr>
+      <w:tr>
+        <w:tc>
+          <w:tcPr>
+            <w:tcW w:type="pct" w:w="22%"/>
+            <w:tcBorders>
+              <w:top w:val="single" w:color="999999" w:sz="4"/>
+              <w:left w:val="single" w:color="999999" w:sz="4"/>
+              <w:bottom w:val="single" w:color="999999" w:sz="4"/>
+              <w:right w:val="single" w:color="999999" w:sz="4"/>
+            </w:tcBorders>
+            <w:shd w:fill="E8E8E8" w:val="clear"/>
+          </w:tcPr>
+          <w:p>
+            <w:r>
+              <w:rPr>
+                <w:b w:val="0"/>
+              </w:rPr>
+              <w:t>MRI</w:t>
+            </w:r>
+          </w:p>
+        </w:tc>
+        <w:tc>
+          <w:tcPr>
+            <w:tcW w:type="pct" w:w="22%"/>
+            <w:tcBorders>
+              <w:top w:val="single" w:color="999999" w:sz="4"/>
+              <w:left w:val="single" w:color="999999" w:sz="4"/>
+              <w:bottom w:val="single" w:color="999999" w:sz="4"/>
+              <w:right w:val="single" w:color="999999" w:sz="4"/>
+            </w:tcBorders>
+            <w:shd w:fill="E8E8E8" w:val="clear"/>
+          </w:tcPr>
+          <w:p>
+            <w:r>
+              <w:rPr>
+                <w:b w:val="0"/>
+              </w:rPr>
+              <w:t>magnetic resonance imaging</w:t>
+            </w:r>
+          </w:p>
+        </w:tc>
+      </w:tr>
+      <w:tr>
+        <w:tc>
+          <w:tcPr>
+            <w:tcW w:type="pct" w:w="22%"/>
+            <w:tcBorders>
+              <w:top w:val="single" w:color="999999" w:sz="4"/>
+              <w:left w:val="single" w:color="999999" w:sz="4"/>
+              <w:bottom w:val="single" w:color="999999" w:sz="4"/>
+              <w:right w:val="single" w:color="999999" w:sz="4"/>
+            </w:tcBorders>
+            <w:shd w:fill="E8E8E8" w:val="clear"/>
+          </w:tcPr>
+          <w:p>
+            <w:r>
+              <w:rPr>
+                <w:b w:val="0"/>
+              </w:rPr>
+              <w:t>NABH</w:t>
+            </w:r>
+          </w:p>
+        </w:tc>
+        <w:tc>
+          <w:tcPr>
+            <w:tcW w:type="pct" w:w="22%"/>
+            <w:tcBorders>
+              <w:top w:val="single" w:color="999999" w:sz="4"/>
+              <w:left w:val="single" w:color="999999" w:sz="4"/>
+              <w:bottom w:val="single" w:color="999999" w:sz="4"/>
+              <w:right w:val="single" w:color="999999" w:sz="4"/>
+            </w:tcBorders>
+            <w:shd w:fill="E8E8E8" w:val="clear"/>
+          </w:tcPr>
+          <w:p>
+            <w:r>
+              <w:rPr>
+                <w:b w:val="0"/>
+              </w:rPr>
+              <w:t>National Accreditation Board for Hospitals and Healthcare Providers</w:t>
+            </w:r>
+          </w:p>
+        </w:tc>
+      </w:tr>
+      <w:tr>
+        <w:tc>
+          <w:tcPr>
+            <w:tcW w:type="pct" w:w="22%"/>
+            <w:tcBorders>
+              <w:top w:val="single" w:color="999999" w:sz="4"/>
+              <w:left w:val="single" w:color="999999" w:sz="4"/>
+              <w:bottom w:val="single" w:color="999999" w:sz="4"/>
+              <w:right w:val="single" w:color="999999" w:sz="4"/>
+            </w:tcBorders>
+            <w:shd w:fill="E8E8E8" w:val="clear"/>
+          </w:tcPr>
+          <w:p>
+            <w:r>
+              <w:rPr>
+                <w:b w:val="0"/>
+              </w:rPr>
+              <w:t>OE</w:t>
+            </w:r>
+          </w:p>
+        </w:tc>
+        <w:tc>
+          <w:tcPr>
+            <w:tcW w:type="pct" w:w="22%"/>
+            <w:tcBorders>
+              <w:top w:val="single" w:color="999999" w:sz="4"/>
+              <w:left w:val="single" w:color="999999" w:sz="4"/>
+              <w:bottom w:val="single" w:color="999999" w:sz="4"/>
+              <w:right w:val="single" w:color="999999" w:sz="4"/>
+            </w:tcBorders>
+            <w:shd w:fill="E8E8E8" w:val="clear"/>
+          </w:tcPr>
+          <w:p>
+            <w:r>
+              <w:rPr>
+                <w:b w:val="0"/>
+              </w:rPr>
+              <w:t>objective element</w:t>
+            </w:r>
+          </w:p>
+        </w:tc>
+      </w:tr>
+      <w:tr>
+        <w:tc>
+          <w:tcPr>
+            <w:tcW w:type="pct" w:w="22%"/>
+            <w:tcBorders>
+              <w:top w:val="single" w:color="999999" w:sz="4"/>
+              <w:left w:val="single" w:color="999999" w:sz="4"/>
+              <w:bottom w:val="single" w:color="999999" w:sz="4"/>
+              <w:right w:val="single" w:color="999999" w:sz="4"/>
+            </w:tcBorders>
+            <w:shd w:fill="E8E8E8" w:val="clear"/>
+          </w:tcPr>
+          <w:p>
+            <w:r>
+              <w:rPr>
+                <w:b w:val="0"/>
+              </w:rPr>
+              <w:t>PRE</w:t>
+            </w:r>
+          </w:p>
+        </w:tc>
+        <w:tc>
+          <w:tcPr>
+            <w:tcW w:type="pct" w:w="22%"/>
+            <w:tcBorders>
+              <w:top w:val="single" w:color="999999" w:sz="4"/>
+              <w:left w:val="single" w:color="999999" w:sz="4"/>
+              <w:bottom w:val="single" w:color="999999" w:sz="4"/>
+              <w:right w:val="single" w:color="999999" w:sz="4"/>
+            </w:tcBorders>
+            <w:shd w:fill="E8E8E8" w:val="clear"/>
+          </w:tcPr>
+          <w:p>
+            <w:r>
+              <w:rPr>
+                <w:b w:val="0"/>
+              </w:rPr>
+              <w:t>Patient Rights and Education (NABH SHCO chapter 4)</w:t>
+            </w:r>
+          </w:p>
+        </w:tc>
+      </w:tr>
+      <w:tr>
+        <w:tc>
+          <w:tcPr>
+            <w:tcW w:type="pct" w:w="22%"/>
+            <w:tcBorders>
+              <w:top w:val="single" w:color="999999" w:sz="4"/>
+              <w:left w:val="single" w:color="999999" w:sz="4"/>
+              <w:bottom w:val="single" w:color="999999" w:sz="4"/>
+              <w:right w:val="single" w:color="999999" w:sz="4"/>
+            </w:tcBorders>
+            <w:shd w:fill="E8E8E8" w:val="clear"/>
+          </w:tcPr>
+          <w:p>
+            <w:r>
+              <w:rPr>
+                <w:b w:val="0"/>
+              </w:rPr>
+              <w:t>SHCO</w:t>
+            </w:r>
+          </w:p>
+        </w:tc>
+        <w:tc>
+          <w:tcPr>
+            <w:tcW w:type="pct" w:w="22%"/>
+            <w:tcBorders>
+              <w:top w:val="single" w:color="999999" w:sz="4"/>
+              <w:left w:val="single" w:color="999999" w:sz="4"/>
+              <w:bottom w:val="single" w:color="999999" w:sz="4"/>
+              <w:right w:val="single" w:color="999999" w:sz="4"/>
+            </w:tcBorders>
+            <w:shd w:fill="E8E8E8" w:val="clear"/>
+          </w:tcPr>
+          <w:p>
+            <w:r>
+              <w:rPr>
+                <w:b w:val="0"/>
+              </w:rPr>
+              <w:t>Standards for Small Healthcare Organisations</w:t>
+            </w:r>
+          </w:p>
+        </w:tc>
+      </w:tr>
+    </w:tbl>
     <w:p>
       <w:pPr>
         <w:pStyle w:val="Heading1"/>

--- a/policies/build/masters/MOM.9_v2_master.docx
+++ b/policies/build/masters/MOM.9_v2_master.docx
@@ -682,18 +682,6 @@
     </w:p>
     <w:p>
       <w:pPr>
-        <w:spacing w:after="140"/>
-      </w:pPr>
-      <w:r>
-        <w:rPr>
-          <w:sz w:val="22"/>
-          <w:szCs w:val="22"/>
-        </w:rPr>
-        <w:t xml:space="preserve">Words marked «like this» are defaults a small hospital can keep. A blank marked «________» has no sensible default. Fill it in before this document is signed.</w:t>
-      </w:r>
-    </w:p>
-    <w:p>
-      <w:pPr>
         <w:pStyle w:val="Heading1"/>
         <w:spacing w:after="120" w:before="280"/>
       </w:pPr>
@@ -723,69 +711,6 @@
           <w:szCs w:val="22"/>
         </w:rPr>
         <w:t xml:space="preserve">It covers MOM.9.a–c: procurement guidance; patient and family counselling; and batch/serial-number traceability.</w:t>
-      </w:r>
-    </w:p>
-    <w:p>
-      <w:pPr>
-        <w:spacing w:after="140"/>
-      </w:pPr>
-      <w:r>
-        <w:rPr>
-          <w:sz w:val="22"/>
-          <w:szCs w:val="22"/>
-        </w:rPr>
-        <w:t xml:space="preserve">Boundaries with other policies of «Hospital Name»:</w:t>
-      </w:r>
-    </w:p>
-    <w:p>
-      <w:pPr>
-        <w:pStyle w:val="ListParagraph"/>
-        <w:numPr>
-          <w:ilvl w:val="0"/>
-          <w:numId w:val="1"/>
-        </w:numPr>
-        <w:spacing w:after="60"/>
-      </w:pPr>
-      <w:r>
-        <w:rPr>
-          <w:sz w:val="22"/>
-          <w:szCs w:val="22"/>
-        </w:rPr>
-        <w:t xml:space="preserve">MOM.1.e lists implants in the committee's scope. This policy owns the procurement guidance, counselling and traceability.</w:t>
-      </w:r>
-    </w:p>
-    <w:p>
-      <w:pPr>
-        <w:pStyle w:val="ListParagraph"/>
-        <w:numPr>
-          <w:ilvl w:val="0"/>
-          <w:numId w:val="1"/>
-        </w:numPr>
-        <w:spacing w:after="60"/>
-      </w:pPr>
-      <w:r>
-        <w:rPr>
-          <w:sz w:val="22"/>
-          <w:szCs w:val="22"/>
-        </w:rPr>
-        <w:t xml:space="preserve">PRE.3 owns informed consent for surgery and invasive procedures. This policy owns the implant-specific counselling (including precautions).</w:t>
-      </w:r>
-    </w:p>
-    <w:p>
-      <w:pPr>
-        <w:pStyle w:val="ListParagraph"/>
-        <w:numPr>
-          <w:ilvl w:val="0"/>
-          <w:numId w:val="1"/>
-        </w:numPr>
-        <w:spacing w:after="60"/>
-      </w:pPr>
-      <w:r>
-        <w:rPr>
-          <w:sz w:val="22"/>
-          <w:szCs w:val="22"/>
-        </w:rPr>
-        <w:t xml:space="preserve">COP.10 owns surgical safety. This policy owns the implant record in the medical record and discharge summary.</w:t>
       </w:r>
     </w:p>
     <w:p>

--- a/policies/build/masters/MOM.9_v2_master.docx
+++ b/policies/build/masters/MOM.9_v2_master.docx
@@ -2205,6 +2205,490 @@
         <w:t xml:space="preserve">The Nursing Superintendent holds signed acknowledgements with the induction record.</w:t>
       </w:r>
     </w:p>
+    <w:p>
+      <w:pPr>
+        <w:pStyle w:val="Heading1"/>
+        <w:spacing w:after="120" w:before="280"/>
+      </w:pPr>
+      <w:r>
+        <w:t>9. Distribution</w:t>
+      </w:r>
+    </w:p>
+    <w:p>
+      <w:pPr>
+        <w:spacing w:after="140"/>
+      </w:pPr>
+      <w:r>
+        <w:rPr>
+          <w:sz w:val="22"/>
+          <w:szCs w:val="22"/>
+        </w:rPr>
+        <w:t xml:space="preserve">Official master copy: office of the Medical Superintendent, «Hospital Name», with the Pharmacy In-Charge and the Quality Coordinator.</w:t>
+      </w:r>
+    </w:p>
+    <w:p>
+      <w:pPr>
+        <w:spacing w:after="140"/>
+      </w:pPr>
+      <w:r>
+        <w:rPr>
+          <w:sz w:val="22"/>
+          <w:szCs w:val="22"/>
+        </w:rPr>
+        <w:t xml:space="preserve">Copies issued to: pharmacy; operation theatre; orthopaedic and surgical wards where implants are used; store or procurement.</w:t>
+      </w:r>
+    </w:p>
+    <w:p>
+      <w:pPr>
+        <w:spacing w:after="140"/>
+      </w:pPr>
+      <w:r>
+        <w:rPr>
+          <w:sz w:val="22"/>
+          <w:szCs w:val="22"/>
+        </w:rPr>
+        <w:t xml:space="preserve">The current version is available to all staff at the «pharmacy counter policy file» and, if the hospital keeps an intranet, at «staff intranet / policies».</w:t>
+      </w:r>
+    </w:p>
+    <w:p>
+      <w:pPr>
+        <w:spacing w:after="140"/>
+      </w:pPr>
+      <w:r>
+        <w:rPr>
+          <w:sz w:val="22"/>
+          <w:szCs w:val="22"/>
+        </w:rPr>
+        <w:t xml:space="preserve">When a new version is issued, take old copies out of use.</w:t>
+      </w:r>
+    </w:p>
+    <w:p>
+      <w:pPr>
+        <w:pStyle w:val="Heading1"/>
+        <w:spacing w:after="120" w:before="280"/>
+      </w:pPr>
+      <w:r>
+        <w:t>10. Abbreviations</w:t>
+      </w:r>
+    </w:p>
+    <w:tbl>
+      <w:tblPr>
+        <w:tblW w:type="pct" w:w="100%"/>
+        <w:tblBorders>
+          <w:top w:val="single" w:color="auto" w:sz="4"/>
+          <w:left w:val="single" w:color="auto" w:sz="4"/>
+          <w:bottom w:val="single" w:color="auto" w:sz="4"/>
+          <w:right w:val="single" w:color="auto" w:sz="4"/>
+          <w:insideH w:val="single" w:color="auto" w:sz="4"/>
+          <w:insideV w:val="single" w:color="auto" w:sz="4"/>
+        </w:tblBorders>
+      </w:tblPr>
+      <w:tblGrid>
+        <w:gridCol w:w="100"/>
+        <w:gridCol w:w="100"/>
+      </w:tblGrid>
+      <w:tr>
+        <w:tc>
+          <w:tcPr>
+            <w:tcW w:type="pct" w:w="22%"/>
+            <w:tcBorders>
+              <w:top w:val="single" w:color="999999" w:sz="4"/>
+              <w:left w:val="single" w:color="999999" w:sz="4"/>
+              <w:bottom w:val="single" w:color="999999" w:sz="4"/>
+              <w:right w:val="single" w:color="999999" w:sz="4"/>
+            </w:tcBorders>
+            <w:shd w:fill="E8E8E8" w:val="clear"/>
+          </w:tcPr>
+          <w:p>
+            <w:r>
+              <w:rPr>
+                <w:b/>
+              </w:rPr>
+              <w:t>Abbreviation</w:t>
+            </w:r>
+          </w:p>
+        </w:tc>
+        <w:tc>
+          <w:tcPr>
+            <w:tcW w:type="pct" w:w="22%"/>
+            <w:tcBorders>
+              <w:top w:val="single" w:color="999999" w:sz="4"/>
+              <w:left w:val="single" w:color="999999" w:sz="4"/>
+              <w:bottom w:val="single" w:color="999999" w:sz="4"/>
+              <w:right w:val="single" w:color="999999" w:sz="4"/>
+            </w:tcBorders>
+            <w:shd w:fill="E8E8E8" w:val="clear"/>
+          </w:tcPr>
+          <w:p>
+            <w:r>
+              <w:rPr>
+                <w:b/>
+              </w:rPr>
+              <w:t>Meaning</w:t>
+            </w:r>
+          </w:p>
+        </w:tc>
+      </w:tr>
+      <w:tr>
+        <w:tc>
+          <w:tcPr>
+            <w:tcW w:type="pct" w:w="22%"/>
+            <w:tcBorders>
+              <w:top w:val="single" w:color="999999" w:sz="4"/>
+              <w:left w:val="single" w:color="999999" w:sz="4"/>
+              <w:bottom w:val="single" w:color="999999" w:sz="4"/>
+              <w:right w:val="single" w:color="999999" w:sz="4"/>
+            </w:tcBorders>
+            <w:shd w:fill="E8E8E8" w:val="clear"/>
+          </w:tcPr>
+          <w:p>
+            <w:r>
+              <w:rPr>
+                <w:b w:val="0"/>
+              </w:rPr>
+              <w:t>AAC</w:t>
+            </w:r>
+          </w:p>
+        </w:tc>
+        <w:tc>
+          <w:tcPr>
+            <w:tcW w:type="pct" w:w="22%"/>
+            <w:tcBorders>
+              <w:top w:val="single" w:color="999999" w:sz="4"/>
+              <w:left w:val="single" w:color="999999" w:sz="4"/>
+              <w:bottom w:val="single" w:color="999999" w:sz="4"/>
+              <w:right w:val="single" w:color="999999" w:sz="4"/>
+            </w:tcBorders>
+            <w:shd w:fill="E8E8E8" w:val="clear"/>
+          </w:tcPr>
+          <w:p>
+            <w:r>
+              <w:rPr>
+                <w:b w:val="0"/>
+              </w:rPr>
+              <w:t>Access, Assessment and Continuity of Care (NABH SHCO chapter 5)</w:t>
+            </w:r>
+          </w:p>
+        </w:tc>
+      </w:tr>
+      <w:tr>
+        <w:tc>
+          <w:tcPr>
+            <w:tcW w:type="pct" w:w="22%"/>
+            <w:tcBorders>
+              <w:top w:val="single" w:color="999999" w:sz="4"/>
+              <w:left w:val="single" w:color="999999" w:sz="4"/>
+              <w:bottom w:val="single" w:color="999999" w:sz="4"/>
+              <w:right w:val="single" w:color="999999" w:sz="4"/>
+            </w:tcBorders>
+            <w:shd w:fill="E8E8E8" w:val="clear"/>
+          </w:tcPr>
+          <w:p>
+            <w:r>
+              <w:rPr>
+                <w:b w:val="0"/>
+              </w:rPr>
+              <w:t>CAPA</w:t>
+            </w:r>
+          </w:p>
+        </w:tc>
+        <w:tc>
+          <w:tcPr>
+            <w:tcW w:type="pct" w:w="22%"/>
+            <w:tcBorders>
+              <w:top w:val="single" w:color="999999" w:sz="4"/>
+              <w:left w:val="single" w:color="999999" w:sz="4"/>
+              <w:bottom w:val="single" w:color="999999" w:sz="4"/>
+              <w:right w:val="single" w:color="999999" w:sz="4"/>
+            </w:tcBorders>
+            <w:shd w:fill="E8E8E8" w:val="clear"/>
+          </w:tcPr>
+          <w:p>
+            <w:r>
+              <w:rPr>
+                <w:b w:val="0"/>
+              </w:rPr>
+              <w:t>corrective and preventive action</w:t>
+            </w:r>
+          </w:p>
+        </w:tc>
+      </w:tr>
+      <w:tr>
+        <w:tc>
+          <w:tcPr>
+            <w:tcW w:type="pct" w:w="22%"/>
+            <w:tcBorders>
+              <w:top w:val="single" w:color="999999" w:sz="4"/>
+              <w:left w:val="single" w:color="999999" w:sz="4"/>
+              <w:bottom w:val="single" w:color="999999" w:sz="4"/>
+              <w:right w:val="single" w:color="999999" w:sz="4"/>
+            </w:tcBorders>
+            <w:shd w:fill="E8E8E8" w:val="clear"/>
+          </w:tcPr>
+          <w:p>
+            <w:r>
+              <w:rPr>
+                <w:b w:val="0"/>
+              </w:rPr>
+              <w:t>MOM</w:t>
+            </w:r>
+          </w:p>
+        </w:tc>
+        <w:tc>
+          <w:tcPr>
+            <w:tcW w:type="pct" w:w="22%"/>
+            <w:tcBorders>
+              <w:top w:val="single" w:color="999999" w:sz="4"/>
+              <w:left w:val="single" w:color="999999" w:sz="4"/>
+              <w:bottom w:val="single" w:color="999999" w:sz="4"/>
+              <w:right w:val="single" w:color="999999" w:sz="4"/>
+            </w:tcBorders>
+            <w:shd w:fill="E8E8E8" w:val="clear"/>
+          </w:tcPr>
+          <w:p>
+            <w:r>
+              <w:rPr>
+                <w:b w:val="0"/>
+              </w:rPr>
+              <w:t>Management of Medication (NABH SHCO chapter 7)</w:t>
+            </w:r>
+          </w:p>
+        </w:tc>
+      </w:tr>
+      <w:tr>
+        <w:tc>
+          <w:tcPr>
+            <w:tcW w:type="pct" w:w="22%"/>
+            <w:tcBorders>
+              <w:top w:val="single" w:color="999999" w:sz="4"/>
+              <w:left w:val="single" w:color="999999" w:sz="4"/>
+              <w:bottom w:val="single" w:color="999999" w:sz="4"/>
+              <w:right w:val="single" w:color="999999" w:sz="4"/>
+            </w:tcBorders>
+            <w:shd w:fill="E8E8E8" w:val="clear"/>
+          </w:tcPr>
+          <w:p>
+            <w:r>
+              <w:rPr>
+                <w:b w:val="0"/>
+              </w:rPr>
+              <w:t>MRI</w:t>
+            </w:r>
+          </w:p>
+        </w:tc>
+        <w:tc>
+          <w:tcPr>
+            <w:tcW w:type="pct" w:w="22%"/>
+            <w:tcBorders>
+              <w:top w:val="single" w:color="999999" w:sz="4"/>
+              <w:left w:val="single" w:color="999999" w:sz="4"/>
+              <w:bottom w:val="single" w:color="999999" w:sz="4"/>
+              <w:right w:val="single" w:color="999999" w:sz="4"/>
+            </w:tcBorders>
+            <w:shd w:fill="E8E8E8" w:val="clear"/>
+          </w:tcPr>
+          <w:p>
+            <w:r>
+              <w:rPr>
+                <w:b w:val="0"/>
+              </w:rPr>
+              <w:t>magnetic resonance imaging</w:t>
+            </w:r>
+          </w:p>
+        </w:tc>
+      </w:tr>
+      <w:tr>
+        <w:tc>
+          <w:tcPr>
+            <w:tcW w:type="pct" w:w="22%"/>
+            <w:tcBorders>
+              <w:top w:val="single" w:color="999999" w:sz="4"/>
+              <w:left w:val="single" w:color="999999" w:sz="4"/>
+              <w:bottom w:val="single" w:color="999999" w:sz="4"/>
+              <w:right w:val="single" w:color="999999" w:sz="4"/>
+            </w:tcBorders>
+            <w:shd w:fill="E8E8E8" w:val="clear"/>
+          </w:tcPr>
+          <w:p>
+            <w:r>
+              <w:rPr>
+                <w:b w:val="0"/>
+              </w:rPr>
+              <w:t>NABH</w:t>
+            </w:r>
+          </w:p>
+        </w:tc>
+        <w:tc>
+          <w:tcPr>
+            <w:tcW w:type="pct" w:w="22%"/>
+            <w:tcBorders>
+              <w:top w:val="single" w:color="999999" w:sz="4"/>
+              <w:left w:val="single" w:color="999999" w:sz="4"/>
+              <w:bottom w:val="single" w:color="999999" w:sz="4"/>
+              <w:right w:val="single" w:color="999999" w:sz="4"/>
+            </w:tcBorders>
+            <w:shd w:fill="E8E8E8" w:val="clear"/>
+          </w:tcPr>
+          <w:p>
+            <w:r>
+              <w:rPr>
+                <w:b w:val="0"/>
+              </w:rPr>
+              <w:t>National Accreditation Board for Hospitals and Healthcare Providers</w:t>
+            </w:r>
+          </w:p>
+        </w:tc>
+      </w:tr>
+      <w:tr>
+        <w:tc>
+          <w:tcPr>
+            <w:tcW w:type="pct" w:w="22%"/>
+            <w:tcBorders>
+              <w:top w:val="single" w:color="999999" w:sz="4"/>
+              <w:left w:val="single" w:color="999999" w:sz="4"/>
+              <w:bottom w:val="single" w:color="999999" w:sz="4"/>
+              <w:right w:val="single" w:color="999999" w:sz="4"/>
+            </w:tcBorders>
+            <w:shd w:fill="E8E8E8" w:val="clear"/>
+          </w:tcPr>
+          <w:p>
+            <w:r>
+              <w:rPr>
+                <w:b w:val="0"/>
+              </w:rPr>
+              <w:t>OE</w:t>
+            </w:r>
+          </w:p>
+        </w:tc>
+        <w:tc>
+          <w:tcPr>
+            <w:tcW w:type="pct" w:w="22%"/>
+            <w:tcBorders>
+              <w:top w:val="single" w:color="999999" w:sz="4"/>
+              <w:left w:val="single" w:color="999999" w:sz="4"/>
+              <w:bottom w:val="single" w:color="999999" w:sz="4"/>
+              <w:right w:val="single" w:color="999999" w:sz="4"/>
+            </w:tcBorders>
+            <w:shd w:fill="E8E8E8" w:val="clear"/>
+          </w:tcPr>
+          <w:p>
+            <w:r>
+              <w:rPr>
+                <w:b w:val="0"/>
+              </w:rPr>
+              <w:t>objective element</w:t>
+            </w:r>
+          </w:p>
+        </w:tc>
+      </w:tr>
+      <w:tr>
+        <w:tc>
+          <w:tcPr>
+            <w:tcW w:type="pct" w:w="22%"/>
+            <w:tcBorders>
+              <w:top w:val="single" w:color="999999" w:sz="4"/>
+              <w:left w:val="single" w:color="999999" w:sz="4"/>
+              <w:bottom w:val="single" w:color="999999" w:sz="4"/>
+              <w:right w:val="single" w:color="999999" w:sz="4"/>
+            </w:tcBorders>
+            <w:shd w:fill="E8E8E8" w:val="clear"/>
+          </w:tcPr>
+          <w:p>
+            <w:r>
+              <w:rPr>
+                <w:b w:val="0"/>
+              </w:rPr>
+              <w:t>PRE</w:t>
+            </w:r>
+          </w:p>
+        </w:tc>
+        <w:tc>
+          <w:tcPr>
+            <w:tcW w:type="pct" w:w="22%"/>
+            <w:tcBorders>
+              <w:top w:val="single" w:color="999999" w:sz="4"/>
+              <w:left w:val="single" w:color="999999" w:sz="4"/>
+              <w:bottom w:val="single" w:color="999999" w:sz="4"/>
+              <w:right w:val="single" w:color="999999" w:sz="4"/>
+            </w:tcBorders>
+            <w:shd w:fill="E8E8E8" w:val="clear"/>
+          </w:tcPr>
+          <w:p>
+            <w:r>
+              <w:rPr>
+                <w:b w:val="0"/>
+              </w:rPr>
+              <w:t>Patient Rights and Education (NABH SHCO chapter 4)</w:t>
+            </w:r>
+          </w:p>
+        </w:tc>
+      </w:tr>
+      <w:tr>
+        <w:tc>
+          <w:tcPr>
+            <w:tcW w:type="pct" w:w="22%"/>
+            <w:tcBorders>
+              <w:top w:val="single" w:color="999999" w:sz="4"/>
+              <w:left w:val="single" w:color="999999" w:sz="4"/>
+              <w:bottom w:val="single" w:color="999999" w:sz="4"/>
+              <w:right w:val="single" w:color="999999" w:sz="4"/>
+            </w:tcBorders>
+            <w:shd w:fill="E8E8E8" w:val="clear"/>
+          </w:tcPr>
+          <w:p>
+            <w:r>
+              <w:rPr>
+                <w:b w:val="0"/>
+              </w:rPr>
+              <w:t>SHCO</w:t>
+            </w:r>
+          </w:p>
+        </w:tc>
+        <w:tc>
+          <w:tcPr>
+            <w:tcW w:type="pct" w:w="22%"/>
+            <w:tcBorders>
+              <w:top w:val="single" w:color="999999" w:sz="4"/>
+              <w:left w:val="single" w:color="999999" w:sz="4"/>
+              <w:bottom w:val="single" w:color="999999" w:sz="4"/>
+              <w:right w:val="single" w:color="999999" w:sz="4"/>
+            </w:tcBorders>
+            <w:shd w:fill="E8E8E8" w:val="clear"/>
+          </w:tcPr>
+          <w:p>
+            <w:r>
+              <w:rPr>
+                <w:b w:val="0"/>
+              </w:rPr>
+              <w:t>Standards for Small Healthcare Organisations</w:t>
+            </w:r>
+          </w:p>
+        </w:tc>
+      </w:tr>
+    </w:tbl>
+    <w:p>
+      <w:pPr>
+        <w:pStyle w:val="Heading1"/>
+        <w:spacing w:after="120" w:before="280"/>
+      </w:pPr>
+      <w:r>
+        <w:t>11. Traceability to NABH SHCO 3rd Edition MOM.9</w:t>
+      </w:r>
+    </w:p>
+    <w:p>
+      <w:pPr>
+        <w:spacing w:after="120"/>
+      </w:pPr>
+      <w:r>
+        <w:rPr>
+          <w:i/>
+          <w:iCs/>
+          <w:sz w:val="20"/>
+          <w:szCs w:val="20"/>
+        </w:rPr>
+        <w:t xml:space="preserve">This table is an index. It is not how the policy is organised.</w:t>
+      </w:r>
+    </w:p>
     <w:tbl>
       <w:tblPr>
         <w:tblW w:type="pct" w:w="100%"/>
@@ -2657,490 +3141,6 @@
         </w:tc>
       </w:tr>
     </w:tbl>
-    <w:p>
-      <w:pPr>
-        <w:pStyle w:val="Heading1"/>
-        <w:spacing w:after="120" w:before="280"/>
-      </w:pPr>
-      <w:r>
-        <w:t>9. Distribution</w:t>
-      </w:r>
-    </w:p>
-    <w:p>
-      <w:pPr>
-        <w:spacing w:after="140"/>
-      </w:pPr>
-      <w:r>
-        <w:rPr>
-          <w:sz w:val="22"/>
-          <w:szCs w:val="22"/>
-        </w:rPr>
-        <w:t xml:space="preserve">Official master copy: office of the Medical Superintendent, «Hospital Name», with the Pharmacy In-Charge and the Quality Coordinator.</w:t>
-      </w:r>
-    </w:p>
-    <w:p>
-      <w:pPr>
-        <w:spacing w:after="140"/>
-      </w:pPr>
-      <w:r>
-        <w:rPr>
-          <w:sz w:val="22"/>
-          <w:szCs w:val="22"/>
-        </w:rPr>
-        <w:t xml:space="preserve">Copies issued to: pharmacy; operation theatre; orthopaedic and surgical wards where implants are used; store or procurement.</w:t>
-      </w:r>
-    </w:p>
-    <w:p>
-      <w:pPr>
-        <w:spacing w:after="140"/>
-      </w:pPr>
-      <w:r>
-        <w:rPr>
-          <w:sz w:val="22"/>
-          <w:szCs w:val="22"/>
-        </w:rPr>
-        <w:t xml:space="preserve">The current version is available to all staff at the «pharmacy counter policy file» and, if the hospital keeps an intranet, at «staff intranet / policies».</w:t>
-      </w:r>
-    </w:p>
-    <w:p>
-      <w:pPr>
-        <w:spacing w:after="140"/>
-      </w:pPr>
-      <w:r>
-        <w:rPr>
-          <w:sz w:val="22"/>
-          <w:szCs w:val="22"/>
-        </w:rPr>
-        <w:t xml:space="preserve">When a new version is issued, take old copies out of use.</w:t>
-      </w:r>
-    </w:p>
-    <w:p>
-      <w:pPr>
-        <w:pStyle w:val="Heading1"/>
-        <w:spacing w:after="120" w:before="280"/>
-      </w:pPr>
-      <w:r>
-        <w:t>10. Abbreviations</w:t>
-      </w:r>
-    </w:p>
-    <w:tbl>
-      <w:tblPr>
-        <w:tblW w:type="pct" w:w="100%"/>
-        <w:tblBorders>
-          <w:top w:val="single" w:color="auto" w:sz="4"/>
-          <w:left w:val="single" w:color="auto" w:sz="4"/>
-          <w:bottom w:val="single" w:color="auto" w:sz="4"/>
-          <w:right w:val="single" w:color="auto" w:sz="4"/>
-          <w:insideH w:val="single" w:color="auto" w:sz="4"/>
-          <w:insideV w:val="single" w:color="auto" w:sz="4"/>
-        </w:tblBorders>
-      </w:tblPr>
-      <w:tblGrid>
-        <w:gridCol w:w="100"/>
-        <w:gridCol w:w="100"/>
-      </w:tblGrid>
-      <w:tr>
-        <w:tc>
-          <w:tcPr>
-            <w:tcW w:type="pct" w:w="22%"/>
-            <w:tcBorders>
-              <w:top w:val="single" w:color="999999" w:sz="4"/>
-              <w:left w:val="single" w:color="999999" w:sz="4"/>
-              <w:bottom w:val="single" w:color="999999" w:sz="4"/>
-              <w:right w:val="single" w:color="999999" w:sz="4"/>
-            </w:tcBorders>
-            <w:shd w:fill="E8E8E8" w:val="clear"/>
-          </w:tcPr>
-          <w:p>
-            <w:r>
-              <w:rPr>
-                <w:b/>
-              </w:rPr>
-              <w:t>Abbreviation</w:t>
-            </w:r>
-          </w:p>
-        </w:tc>
-        <w:tc>
-          <w:tcPr>
-            <w:tcW w:type="pct" w:w="22%"/>
-            <w:tcBorders>
-              <w:top w:val="single" w:color="999999" w:sz="4"/>
-              <w:left w:val="single" w:color="999999" w:sz="4"/>
-              <w:bottom w:val="single" w:color="999999" w:sz="4"/>
-              <w:right w:val="single" w:color="999999" w:sz="4"/>
-            </w:tcBorders>
-            <w:shd w:fill="E8E8E8" w:val="clear"/>
-          </w:tcPr>
-          <w:p>
-            <w:r>
-              <w:rPr>
-                <w:b/>
-              </w:rPr>
-              <w:t>Meaning</w:t>
-            </w:r>
-          </w:p>
-        </w:tc>
-      </w:tr>
-      <w:tr>
-        <w:tc>
-          <w:tcPr>
-            <w:tcW w:type="pct" w:w="22%"/>
-            <w:tcBorders>
-              <w:top w:val="single" w:color="999999" w:sz="4"/>
-              <w:left w:val="single" w:color="999999" w:sz="4"/>
-              <w:bottom w:val="single" w:color="999999" w:sz="4"/>
-              <w:right w:val="single" w:color="999999" w:sz="4"/>
-            </w:tcBorders>
-            <w:shd w:fill="E8E8E8" w:val="clear"/>
-          </w:tcPr>
-          <w:p>
-            <w:r>
-              <w:rPr>
-                <w:b w:val="0"/>
-              </w:rPr>
-              <w:t>AAC</w:t>
-            </w:r>
-          </w:p>
-        </w:tc>
-        <w:tc>
-          <w:tcPr>
-            <w:tcW w:type="pct" w:w="22%"/>
-            <w:tcBorders>
-              <w:top w:val="single" w:color="999999" w:sz="4"/>
-              <w:left w:val="single" w:color="999999" w:sz="4"/>
-              <w:bottom w:val="single" w:color="999999" w:sz="4"/>
-              <w:right w:val="single" w:color="999999" w:sz="4"/>
-            </w:tcBorders>
-            <w:shd w:fill="E8E8E8" w:val="clear"/>
-          </w:tcPr>
-          <w:p>
-            <w:r>
-              <w:rPr>
-                <w:b w:val="0"/>
-              </w:rPr>
-              <w:t>Access, Assessment and Continuity of Care (NABH SHCO chapter 5)</w:t>
-            </w:r>
-          </w:p>
-        </w:tc>
-      </w:tr>
-      <w:tr>
-        <w:tc>
-          <w:tcPr>
-            <w:tcW w:type="pct" w:w="22%"/>
-            <w:tcBorders>
-              <w:top w:val="single" w:color="999999" w:sz="4"/>
-              <w:left w:val="single" w:color="999999" w:sz="4"/>
-              <w:bottom w:val="single" w:color="999999" w:sz="4"/>
-              <w:right w:val="single" w:color="999999" w:sz="4"/>
-            </w:tcBorders>
-            <w:shd w:fill="E8E8E8" w:val="clear"/>
-          </w:tcPr>
-          <w:p>
-            <w:r>
-              <w:rPr>
-                <w:b w:val="0"/>
-              </w:rPr>
-              <w:t>CAPA</w:t>
-            </w:r>
-          </w:p>
-        </w:tc>
-        <w:tc>
-          <w:tcPr>
-            <w:tcW w:type="pct" w:w="22%"/>
-            <w:tcBorders>
-              <w:top w:val="single" w:color="999999" w:sz="4"/>
-              <w:left w:val="single" w:color="999999" w:sz="4"/>
-              <w:bottom w:val="single" w:color="999999" w:sz="4"/>
-              <w:right w:val="single" w:color="999999" w:sz="4"/>
-            </w:tcBorders>
-            <w:shd w:fill="E8E8E8" w:val="clear"/>
-          </w:tcPr>
-          <w:p>
-            <w:r>
-              <w:rPr>
-                <w:b w:val="0"/>
-              </w:rPr>
-              <w:t>corrective and preventive action</w:t>
-            </w:r>
-          </w:p>
-        </w:tc>
-      </w:tr>
-      <w:tr>
-        <w:tc>
-          <w:tcPr>
-            <w:tcW w:type="pct" w:w="22%"/>
-            <w:tcBorders>
-              <w:top w:val="single" w:color="999999" w:sz="4"/>
-              <w:left w:val="single" w:color="999999" w:sz="4"/>
-              <w:bottom w:val="single" w:color="999999" w:sz="4"/>
-              <w:right w:val="single" w:color="999999" w:sz="4"/>
-            </w:tcBorders>
-            <w:shd w:fill="E8E8E8" w:val="clear"/>
-          </w:tcPr>
-          <w:p>
-            <w:r>
-              <w:rPr>
-                <w:b w:val="0"/>
-              </w:rPr>
-              <w:t>MOM</w:t>
-            </w:r>
-          </w:p>
-        </w:tc>
-        <w:tc>
-          <w:tcPr>
-            <w:tcW w:type="pct" w:w="22%"/>
-            <w:tcBorders>
-              <w:top w:val="single" w:color="999999" w:sz="4"/>
-              <w:left w:val="single" w:color="999999" w:sz="4"/>
-              <w:bottom w:val="single" w:color="999999" w:sz="4"/>
-              <w:right w:val="single" w:color="999999" w:sz="4"/>
-            </w:tcBorders>
-            <w:shd w:fill="E8E8E8" w:val="clear"/>
-          </w:tcPr>
-          <w:p>
-            <w:r>
-              <w:rPr>
-                <w:b w:val="0"/>
-              </w:rPr>
-              <w:t>Management of Medication (NABH SHCO chapter 7)</w:t>
-            </w:r>
-          </w:p>
-        </w:tc>
-      </w:tr>
-      <w:tr>
-        <w:tc>
-          <w:tcPr>
-            <w:tcW w:type="pct" w:w="22%"/>
-            <w:tcBorders>
-              <w:top w:val="single" w:color="999999" w:sz="4"/>
-              <w:left w:val="single" w:color="999999" w:sz="4"/>
-              <w:bottom w:val="single" w:color="999999" w:sz="4"/>
-              <w:right w:val="single" w:color="999999" w:sz="4"/>
-            </w:tcBorders>
-            <w:shd w:fill="E8E8E8" w:val="clear"/>
-          </w:tcPr>
-          <w:p>
-            <w:r>
-              <w:rPr>
-                <w:b w:val="0"/>
-              </w:rPr>
-              <w:t>MRI</w:t>
-            </w:r>
-          </w:p>
-        </w:tc>
-        <w:tc>
-          <w:tcPr>
-            <w:tcW w:type="pct" w:w="22%"/>
-            <w:tcBorders>
-              <w:top w:val="single" w:color="999999" w:sz="4"/>
-              <w:left w:val="single" w:color="999999" w:sz="4"/>
-              <w:bottom w:val="single" w:color="999999" w:sz="4"/>
-              <w:right w:val="single" w:color="999999" w:sz="4"/>
-            </w:tcBorders>
-            <w:shd w:fill="E8E8E8" w:val="clear"/>
-          </w:tcPr>
-          <w:p>
-            <w:r>
-              <w:rPr>
-                <w:b w:val="0"/>
-              </w:rPr>
-              <w:t>magnetic resonance imaging</w:t>
-            </w:r>
-          </w:p>
-        </w:tc>
-      </w:tr>
-      <w:tr>
-        <w:tc>
-          <w:tcPr>
-            <w:tcW w:type="pct" w:w="22%"/>
-            <w:tcBorders>
-              <w:top w:val="single" w:color="999999" w:sz="4"/>
-              <w:left w:val="single" w:color="999999" w:sz="4"/>
-              <w:bottom w:val="single" w:color="999999" w:sz="4"/>
-              <w:right w:val="single" w:color="999999" w:sz="4"/>
-            </w:tcBorders>
-            <w:shd w:fill="E8E8E8" w:val="clear"/>
-          </w:tcPr>
-          <w:p>
-            <w:r>
-              <w:rPr>
-                <w:b w:val="0"/>
-              </w:rPr>
-              <w:t>NABH</w:t>
-            </w:r>
-          </w:p>
-        </w:tc>
-        <w:tc>
-          <w:tcPr>
-            <w:tcW w:type="pct" w:w="22%"/>
-            <w:tcBorders>
-              <w:top w:val="single" w:color="999999" w:sz="4"/>
-              <w:left w:val="single" w:color="999999" w:sz="4"/>
-              <w:bottom w:val="single" w:color="999999" w:sz="4"/>
-              <w:right w:val="single" w:color="999999" w:sz="4"/>
-            </w:tcBorders>
-            <w:shd w:fill="E8E8E8" w:val="clear"/>
-          </w:tcPr>
-          <w:p>
-            <w:r>
-              <w:rPr>
-                <w:b w:val="0"/>
-              </w:rPr>
-              <w:t>National Accreditation Board for Hospitals and Healthcare Providers</w:t>
-            </w:r>
-          </w:p>
-        </w:tc>
-      </w:tr>
-      <w:tr>
-        <w:tc>
-          <w:tcPr>
-            <w:tcW w:type="pct" w:w="22%"/>
-            <w:tcBorders>
-              <w:top w:val="single" w:color="999999" w:sz="4"/>
-              <w:left w:val="single" w:color="999999" w:sz="4"/>
-              <w:bottom w:val="single" w:color="999999" w:sz="4"/>
-              <w:right w:val="single" w:color="999999" w:sz="4"/>
-            </w:tcBorders>
-            <w:shd w:fill="E8E8E8" w:val="clear"/>
-          </w:tcPr>
-          <w:p>
-            <w:r>
-              <w:rPr>
-                <w:b w:val="0"/>
-              </w:rPr>
-              <w:t>OE</w:t>
-            </w:r>
-          </w:p>
-        </w:tc>
-        <w:tc>
-          <w:tcPr>
-            <w:tcW w:type="pct" w:w="22%"/>
-            <w:tcBorders>
-              <w:top w:val="single" w:color="999999" w:sz="4"/>
-              <w:left w:val="single" w:color="999999" w:sz="4"/>
-              <w:bottom w:val="single" w:color="999999" w:sz="4"/>
-              <w:right w:val="single" w:color="999999" w:sz="4"/>
-            </w:tcBorders>
-            <w:shd w:fill="E8E8E8" w:val="clear"/>
-          </w:tcPr>
-          <w:p>
-            <w:r>
-              <w:rPr>
-                <w:b w:val="0"/>
-              </w:rPr>
-              <w:t>objective element</w:t>
-            </w:r>
-          </w:p>
-        </w:tc>
-      </w:tr>
-      <w:tr>
-        <w:tc>
-          <w:tcPr>
-            <w:tcW w:type="pct" w:w="22%"/>
-            <w:tcBorders>
-              <w:top w:val="single" w:color="999999" w:sz="4"/>
-              <w:left w:val="single" w:color="999999" w:sz="4"/>
-              <w:bottom w:val="single" w:color="999999" w:sz="4"/>
-              <w:right w:val="single" w:color="999999" w:sz="4"/>
-            </w:tcBorders>
-            <w:shd w:fill="E8E8E8" w:val="clear"/>
-          </w:tcPr>
-          <w:p>
-            <w:r>
-              <w:rPr>
-                <w:b w:val="0"/>
-              </w:rPr>
-              <w:t>PRE</w:t>
-            </w:r>
-          </w:p>
-        </w:tc>
-        <w:tc>
-          <w:tcPr>
-            <w:tcW w:type="pct" w:w="22%"/>
-            <w:tcBorders>
-              <w:top w:val="single" w:color="999999" w:sz="4"/>
-              <w:left w:val="single" w:color="999999" w:sz="4"/>
-              <w:bottom w:val="single" w:color="999999" w:sz="4"/>
-              <w:right w:val="single" w:color="999999" w:sz="4"/>
-            </w:tcBorders>
-            <w:shd w:fill="E8E8E8" w:val="clear"/>
-          </w:tcPr>
-          <w:p>
-            <w:r>
-              <w:rPr>
-                <w:b w:val="0"/>
-              </w:rPr>
-              <w:t>Patient Rights and Education (NABH SHCO chapter 4)</w:t>
-            </w:r>
-          </w:p>
-        </w:tc>
-      </w:tr>
-      <w:tr>
-        <w:tc>
-          <w:tcPr>
-            <w:tcW w:type="pct" w:w="22%"/>
-            <w:tcBorders>
-              <w:top w:val="single" w:color="999999" w:sz="4"/>
-              <w:left w:val="single" w:color="999999" w:sz="4"/>
-              <w:bottom w:val="single" w:color="999999" w:sz="4"/>
-              <w:right w:val="single" w:color="999999" w:sz="4"/>
-            </w:tcBorders>
-            <w:shd w:fill="E8E8E8" w:val="clear"/>
-          </w:tcPr>
-          <w:p>
-            <w:r>
-              <w:rPr>
-                <w:b w:val="0"/>
-              </w:rPr>
-              <w:t>SHCO</w:t>
-            </w:r>
-          </w:p>
-        </w:tc>
-        <w:tc>
-          <w:tcPr>
-            <w:tcW w:type="pct" w:w="22%"/>
-            <w:tcBorders>
-              <w:top w:val="single" w:color="999999" w:sz="4"/>
-              <w:left w:val="single" w:color="999999" w:sz="4"/>
-              <w:bottom w:val="single" w:color="999999" w:sz="4"/>
-              <w:right w:val="single" w:color="999999" w:sz="4"/>
-            </w:tcBorders>
-            <w:shd w:fill="E8E8E8" w:val="clear"/>
-          </w:tcPr>
-          <w:p>
-            <w:r>
-              <w:rPr>
-                <w:b w:val="0"/>
-              </w:rPr>
-              <w:t>Standards for Small Healthcare Organisations</w:t>
-            </w:r>
-          </w:p>
-        </w:tc>
-      </w:tr>
-    </w:tbl>
-    <w:p>
-      <w:pPr>
-        <w:pStyle w:val="Heading1"/>
-        <w:spacing w:after="120" w:before="280"/>
-      </w:pPr>
-      <w:r>
-        <w:t>11. Traceability to NABH SHCO 3rd Edition MOM.9</w:t>
-      </w:r>
-    </w:p>
-    <w:p>
-      <w:pPr>
-        <w:spacing w:after="120"/>
-      </w:pPr>
-      <w:r>
-        <w:rPr>
-          <w:i/>
-          <w:iCs/>
-          <w:sz w:val="20"/>
-          <w:szCs w:val="20"/>
-        </w:rPr>
-        <w:t xml:space="preserve">This table is an index. It is not how the policy is organised.</w:t>
-      </w:r>
-    </w:p>
     <w:p>
       <w:pPr>
         <w:pStyle w:val="Heading1"/>

--- a/policies/build/masters/MOM.9_v2_master.docx
+++ b/policies/build/masters/MOM.9_v2_master.docx
@@ -677,7 +677,7 @@
           <w:sz w:val="22"/>
           <w:szCs w:val="22"/>
         </w:rPr>
-        <w:t xml:space="preserve">It covers MOM.9.a–c. MOM.1.e places implants within the Multidisciplinary Medication Committee's scope; this policy owns the operational detail.</w:t>
+        <w:t>It covers three elements. The pharmacy-and-therapeutics policy places implants within the Multidisciplinary Medication Committee's scope; this policy covers the operational detail.</w:t>
       </w:r>
     </w:p>
     <w:p>
@@ -710,7 +710,7 @@
           <w:sz w:val="22"/>
           <w:szCs w:val="22"/>
         </w:rPr>
-        <w:t xml:space="preserve">It covers MOM.9.a–c: procurement guidance; patient and family counselling; and batch/serial-number traceability.</w:t>
+        <w:t>It covers three elements: procurement guidance; patient and family counselling; and batch/serial-number traceability.</w:t>
       </w:r>
     </w:p>
     <w:p>
@@ -911,7 +911,7 @@
           <w:sz w:val="22"/>
           <w:szCs w:val="22"/>
         </w:rPr>
-        <w:t xml:space="preserve">Counselling is documented in the medical record. A signed acknowledgement by the patient or authorised representative is obtained. Informed consent for the surgical procedure remains PRE.3; this step covers the implant-specific counselling.</w:t>
+        <w:t>Counselling is documented in the medical record. A signed acknowledgement by the patient or authorised representative is obtained. Informed consent for the surgical procedure remains with the informed-consent policy; this step covers the implant-specific counselling.</w:t>
       </w:r>
     </w:p>
     <w:p>
@@ -980,7 +980,7 @@
           <w:sz w:val="22"/>
           <w:szCs w:val="22"/>
         </w:rPr>
-        <w:t xml:space="preserve">3. **Discharge summary** (AAC.8): implant name, batch number, serial number, and any precautions for the patient.</w:t>
+        <w:t>3. **Discharge summary**: implant name, batch number, serial number, and any precautions for the patient.</w:t>
       </w:r>
     </w:p>
     <w:p>

--- a/policies/build/masters/MOM.9_v2_master.docx
+++ b/policies/build/masters/MOM.9_v2_master.docx
@@ -3401,8 +3401,23 @@
           <w:sz w:val="22"/>
           <w:szCs w:val="22"/>
         </w:rPr>
-        <w:t xml:space="preserve">National Accreditation Board for Hospitals and Healthcare Providers (NABH), Standards for Small Healthcare Organisations, 3rd Edition — Management of Medication chapter, standard MOM.9.</w:t>
-      </w:r>
+      </w:r>
+      <w:r>
+        <w:rPr>
+          <w:sz w:val="22"/>
+        </w:rPr>
+        <w:t xml:space="preserve">National Accreditation Board for Hospitals &amp; Healthcare Providers. (2022). Standards for small healthcare organisations (3rd ed.) — Management of Medication chapter, standard MOM.9. </w:t>
+      </w:r>
+      <w:hyperlink r:id="rId9">
+        <w:r>
+          <w:rPr>
+            <w:rStyle w:val="Hyperlink"/>
+            <w:sz w:val="22"/>
+            <w:szCs w:val="22"/>
+          </w:rPr>
+          <w:t>https://nabh.co/programmes/small-healthcare-organisation-shco-accreditation-programme/</w:t>
+        </w:r>
+      </w:hyperlink>
     </w:p>
     <w:p>
       <w:pPr>
